--- a/文件/比賽(已結束)/全國大專校院智慧創新暨跨域整合創作競/系統需求書.docx
+++ b/文件/比賽(已結束)/全國大專校院智慧創新暨跨域整合創作競/系統需求書.docx
@@ -1,6 +1,6 @@
 
 <file path=word/document.xml><?xml version="1.0" encoding="utf-8"?>
-<w:document xmlns:wpc="http://schemas.microsoft.com/office/word/2010/wordprocessingCanvas" xmlns:cx="http://schemas.microsoft.com/office/drawing/2014/chartex" xmlns:cx1="http://schemas.microsoft.com/office/drawing/2015/9/8/chartex" xmlns:cx2="http://schemas.microsoft.com/office/drawing/2015/10/21/chartex" xmlns:cx3="http://schemas.microsoft.com/office/drawing/2016/5/9/chartex" xmlns:cx4="http://schemas.microsoft.com/office/drawing/2016/5/10/chartex" xmlns:cx5="http://schemas.microsoft.com/office/drawing/2016/5/11/chartex" xmlns:cx6="http://schemas.microsoft.com/office/drawing/2016/5/12/chartex" xmlns:cx7="http://schemas.microsoft.com/office/drawing/2016/5/13/chartex" xmlns:cx8="http://schemas.microsoft.com/office/drawing/2016/5/14/chartex" xmlns:mc="http://schemas.openxmlformats.org/markup-compatibility/2006" xmlns:aink="http://schemas.microsoft.com/office/drawing/2016/ink" xmlns:am3d="http://schemas.microsoft.com/office/drawing/2017/model3d" xmlns:o="urn:schemas-microsoft-com:office:office" xmlns:oel="http://schemas.microsoft.com/office/2019/extlst" xmlns:r="http://schemas.openxmlformats.org/officeDocument/2006/relationships" xmlns:m="http://schemas.openxmlformats.org/officeDocument/2006/math" xmlns:v="urn:schemas-microsoft-com:vml" xmlns:wp14="http://schemas.microsoft.com/office/word/2010/wordprocessingDrawing" xmlns:wp="http://schemas.openxmlformats.org/drawingml/2006/wordprocessingDrawing" xmlns:w10="urn:schemas-microsoft-com:office:word" xmlns:w="http://schemas.openxmlformats.org/wordprocessingml/2006/main" xmlns:w14="http://schemas.microsoft.com/office/word/2010/wordml" xmlns:w15="http://schemas.microsoft.com/office/word/2012/wordml" xmlns:w16cex="http://schemas.microsoft.com/office/word/2018/wordml/cex" xmlns:w16cid="http://schemas.microsoft.com/office/word/2016/wordml/cid" xmlns:w16="http://schemas.microsoft.com/office/word/2018/wordml" xmlns:w16du="http://schemas.microsoft.com/office/word/2023/wordml/word16du" xmlns:w16sdtdh="http://schemas.microsoft.com/office/word/2020/wordml/sdtdatahash" xmlns:w16sdtfl="http://schemas.microsoft.com/office/word/2024/wordml/sdtformatlock" xmlns:w16se="http://schemas.microsoft.com/office/word/2015/wordml/symex" xmlns:wpg="http://schemas.microsoft.com/office/word/2010/wordprocessingGroup" xmlns:wpi="http://schemas.microsoft.com/office/word/2010/wordprocessingInk" xmlns:wne="http://schemas.microsoft.com/office/word/2006/wordml" xmlns:wps="http://schemas.microsoft.com/office/word/2010/wordprocessingShape" mc:Ignorable="w14 w15 w16se w16cid w16 w16cex w16sdtdh w16sdtfl w16du wp14">
+<w:document xmlns:wpc="http://schemas.microsoft.com/office/word/2010/wordprocessingCanvas" xmlns:cx="http://schemas.microsoft.com/office/drawing/2014/chartex" xmlns:cx1="http://schemas.microsoft.com/office/drawing/2015/9/8/chartex" xmlns:cx2="http://schemas.microsoft.com/office/drawing/2015/10/21/chartex" xmlns:cx3="http://schemas.microsoft.com/office/drawing/2016/5/9/chartex" xmlns:cx4="http://schemas.microsoft.com/office/drawing/2016/5/10/chartex" xmlns:cx5="http://schemas.microsoft.com/office/drawing/2016/5/11/chartex" xmlns:cx6="http://schemas.microsoft.com/office/drawing/2016/5/12/chartex" xmlns:cx7="http://schemas.microsoft.com/office/drawing/2016/5/13/chartex" xmlns:cx8="http://schemas.microsoft.com/office/drawing/2016/5/14/chartex" xmlns:mc="http://schemas.openxmlformats.org/markup-compatibility/2006" xmlns:aink="http://schemas.microsoft.com/office/drawing/2016/ink" xmlns:am3d="http://schemas.microsoft.com/office/drawing/2017/model3d" xmlns:o="urn:schemas-microsoft-com:office:office" xmlns:r="http://schemas.openxmlformats.org/officeDocument/2006/relationships" xmlns:m="http://schemas.openxmlformats.org/officeDocument/2006/math" xmlns:v="urn:schemas-microsoft-com:vml" xmlns:wp14="http://schemas.microsoft.com/office/word/2010/wordprocessingDrawing" xmlns:wp="http://schemas.openxmlformats.org/drawingml/2006/wordprocessingDrawing" xmlns:w10="urn:schemas-microsoft-com:office:word" xmlns:w="http://schemas.openxmlformats.org/wordprocessingml/2006/main" xmlns:w14="http://schemas.microsoft.com/office/word/2010/wordml" xmlns:w15="http://schemas.microsoft.com/office/word/2012/wordml" xmlns:w16cex="http://schemas.microsoft.com/office/word/2018/wordml/cex" xmlns:w16cid="http://schemas.microsoft.com/office/word/2016/wordml/cid" xmlns:w16="http://schemas.microsoft.com/office/word/2018/wordml" xmlns:w16sdtdh="http://schemas.microsoft.com/office/word/2020/wordml/sdtdatahash" xmlns:w16se="http://schemas.microsoft.com/office/word/2015/wordml/symex" xmlns:wpg="http://schemas.microsoft.com/office/word/2010/wordprocessingGroup" xmlns:wpi="http://schemas.microsoft.com/office/word/2010/wordprocessingInk" xmlns:wne="http://schemas.microsoft.com/office/word/2006/wordml" xmlns:wps="http://schemas.microsoft.com/office/word/2010/wordprocessingShape" mc:Ignorable="w14 w15 w16se w16cid w16 w16cex w16sdtdh wp14">
   <w:body>
     <w:sdt>
       <w:sdtPr>
@@ -151,6 +151,7 @@
               <w:dataBinding w:prefixMappings="xmlns:ns0='http://purl.org/dc/elements/1.1/' xmlns:ns1='http://schemas.openxmlformats.org/package/2006/metadata/core-properties' " w:xpath="/ns1:coreProperties[1]/ns0:subject[1]" w:storeItemID="{6C3C8BC8-F283-45AE-878A-BAB7291924A1}"/>
               <w:text/>
             </w:sdtPr>
+            <w:sdtEndPr/>
             <w:sdtContent>
               <w:r>
                 <w:rPr>
@@ -1634,6 +1635,7 @@
           <w:sz w:val="36"/>
           <w:szCs w:val="36"/>
         </w:rPr>
+        <w:lastRenderedPageBreak/>
         <w:t>一、</w:t>
       </w:r>
       <w:r>
@@ -1690,7 +1692,6 @@
           <w:szCs w:val="28"/>
         </w:rPr>
       </w:pPr>
-      <w:proofErr w:type="gramStart"/>
       <w:r>
         <w:rPr>
           <w:rFonts w:ascii="Arial" w:eastAsia="微軟正黑體" w:hAnsi="Arial" w:cs="Times New Roman" w:hint="eastAsia"/>
@@ -1699,7 +1700,6 @@
         </w:rPr>
         <w:t>谷得</w:t>
       </w:r>
-      <w:proofErr w:type="gramEnd"/>
       <w:r>
         <w:rPr>
           <w:rFonts w:ascii="Arial" w:eastAsia="微軟正黑體" w:hAnsi="Arial" w:cs="Times New Roman" w:hint="eastAsia"/>
@@ -1801,18 +1801,8 @@
           <w:sz w:val="28"/>
           <w:szCs w:val="28"/>
         </w:rPr>
-        <w:t>輔助及一些貼心的功能，讓使用者都能夠輕鬆的</w:t>
+        <w:t>輔助及一些貼心的功能，讓使用者都能夠輕鬆的在谷得</w:t>
       </w:r>
-      <w:proofErr w:type="gramStart"/>
-      <w:r>
-        <w:rPr>
-          <w:rFonts w:ascii="Arial" w:eastAsia="微軟正黑體" w:hAnsi="Arial" w:cs="Times New Roman" w:hint="eastAsia"/>
-          <w:sz w:val="28"/>
-          <w:szCs w:val="28"/>
-        </w:rPr>
-        <w:t>在谷得</w:t>
-      </w:r>
-      <w:proofErr w:type="gramEnd"/>
       <w:r>
         <w:rPr>
           <w:rFonts w:ascii="Arial" w:eastAsia="微軟正黑體" w:hAnsi="Arial" w:cs="Times New Roman" w:hint="eastAsia"/>
@@ -2055,6 +2045,7 @@
           <w:sz w:val="28"/>
           <w:szCs w:val="28"/>
         </w:rPr>
+        <w:lastRenderedPageBreak/>
         <w:t>於是我們設計了以下功能的系統，針對</w:t>
       </w:r>
       <w:r>
@@ -2808,6 +2799,7 @@
           <w:sz w:val="28"/>
           <w:szCs w:val="28"/>
         </w:rPr>
+        <w:lastRenderedPageBreak/>
         <w:t xml:space="preserve">1.2 </w:t>
       </w:r>
       <w:r>
@@ -3924,6 +3916,7 @@
           <w:sz w:val="36"/>
           <w:szCs w:val="36"/>
         </w:rPr>
+        <w:lastRenderedPageBreak/>
         <w:t>二、</w:t>
       </w:r>
       <w:r>
@@ -3940,7 +3933,7 @@
       <w:pPr>
         <w:pStyle w:val="2"/>
         <w:rPr>
-          <w:rFonts w:ascii="Arial" w:eastAsia="微軟正黑體" w:hAnsi="Arial"/>
+          <w:rFonts w:ascii="Arial" w:eastAsia="微軟正黑體" w:hAnsi="Arial" w:hint="eastAsia"/>
           <w:sz w:val="28"/>
           <w:szCs w:val="28"/>
         </w:rPr>
@@ -3970,15 +3963,6 @@
       </w:r>
       <w:bookmarkEnd w:id="4"/>
     </w:p>
-    <w:p>
-      <w:pPr>
-        <w:rPr>
-          <w:rFonts w:ascii="Arial" w:eastAsia="微軟正黑體" w:hAnsi="Arial" w:cs="Times New Roman"/>
-          <w:sz w:val="32"/>
-          <w:szCs w:val="32"/>
-        </w:rPr>
-      </w:pPr>
-    </w:p>
     <w:tbl>
       <w:tblPr>
         <w:tblStyle w:val="4-1"/>
@@ -5137,7 +5121,16 @@
                 <w:sz w:val="20"/>
                 <w:szCs w:val="20"/>
               </w:rPr>
-              <w:t>使用者可在購物車中勾選要購買的商品、修改數量、刪除項目，並顯示總金額。</w:t>
+              <w:t>使用者可在購物車中勾選要購買的商品、修改數量、刪除項目，並顯示總</w:t>
+            </w:r>
+            <w:r>
+              <w:rPr>
+                <w:rFonts w:ascii="Arial" w:eastAsia="微軟正黑體" w:hAnsi="Arial" w:cs="Arial"/>
+                <w:sz w:val="20"/>
+                <w:szCs w:val="20"/>
+              </w:rPr>
+              <w:lastRenderedPageBreak/>
+              <w:t>金額。</w:t>
             </w:r>
           </w:p>
         </w:tc>
@@ -5167,6 +5160,7 @@
                 <w:sz w:val="20"/>
                 <w:szCs w:val="20"/>
               </w:rPr>
+              <w:lastRenderedPageBreak/>
               <w:t>FF-13</w:t>
             </w:r>
           </w:p>
@@ -5991,6 +5985,7 @@
         <w:rPr>
           <w:rFonts w:ascii="Arial" w:eastAsia="微軟正黑體" w:hAnsi="Arial" w:hint="eastAsia"/>
         </w:rPr>
+        <w:lastRenderedPageBreak/>
         <w:t xml:space="preserve"> </w:t>
       </w:r>
       <w:bookmarkStart w:id="5" w:name="_Toc205573609"/>
@@ -6898,6 +6893,7 @@
                 <w:sz w:val="20"/>
                 <w:szCs w:val="20"/>
               </w:rPr>
+              <w:lastRenderedPageBreak/>
               <w:t>BF-8</w:t>
             </w:r>
           </w:p>
@@ -7631,6 +7627,7 @@
           <w:sz w:val="36"/>
           <w:szCs w:val="36"/>
         </w:rPr>
+        <w:lastRenderedPageBreak/>
         <w:t>三、</w:t>
       </w:r>
       <w:r>
@@ -8691,6 +8688,7 @@
                 <w:sz w:val="20"/>
                 <w:szCs w:val="20"/>
               </w:rPr>
+              <w:lastRenderedPageBreak/>
               <w:t>EIR-10</w:t>
             </w:r>
           </w:p>
@@ -9904,7 +9902,16 @@
                 <w:sz w:val="20"/>
                 <w:szCs w:val="20"/>
               </w:rPr>
-              <w:t>Want Recommendation Module</w:t>
+              <w:t xml:space="preserve">Want Recommendation </w:t>
+            </w:r>
+            <w:r>
+              <w:rPr>
+                <w:rFonts w:ascii="Arial" w:eastAsia="微軟正黑體" w:hAnsi="Arial" w:cs="Arial"/>
+                <w:sz w:val="20"/>
+                <w:szCs w:val="20"/>
+              </w:rPr>
+              <w:lastRenderedPageBreak/>
+              <w:t>Module</w:t>
             </w:r>
           </w:p>
         </w:tc>
@@ -9928,6 +9935,7 @@
                 <w:sz w:val="20"/>
                 <w:szCs w:val="20"/>
               </w:rPr>
+              <w:lastRenderedPageBreak/>
               <w:t>Want Module</w:t>
             </w:r>
           </w:p>
@@ -10752,6 +10760,7 @@
           <w:sz w:val="36"/>
           <w:szCs w:val="36"/>
         </w:rPr>
+        <w:lastRenderedPageBreak/>
         <w:t>五、</w:t>
       </w:r>
       <w:r>
@@ -24650,6 +24659,7 @@
           <w:sz w:val="28"/>
           <w:szCs w:val="28"/>
         </w:rPr>
+        <w:lastRenderedPageBreak/>
         <w:t xml:space="preserve">5.2 </w:t>
       </w:r>
       <w:r>
@@ -27452,6 +27462,7 @@
                 <w:sz w:val="20"/>
                 <w:szCs w:val="20"/>
               </w:rPr>
+              <w:lastRenderedPageBreak/>
               <w:t>FF-08</w:t>
             </w:r>
           </w:p>
@@ -30381,6 +30392,7 @@
                 <w:sz w:val="20"/>
                 <w:szCs w:val="20"/>
               </w:rPr>
+              <w:lastRenderedPageBreak/>
               <w:t>FF-17</w:t>
             </w:r>
           </w:p>
@@ -33166,6 +33178,7 @@
                 <w:sz w:val="20"/>
                 <w:szCs w:val="20"/>
               </w:rPr>
+              <w:lastRenderedPageBreak/>
               <w:t>BF-5</w:t>
             </w:r>
           </w:p>
@@ -35952,6 +35965,7 @@
                 <w:sz w:val="20"/>
                 <w:szCs w:val="20"/>
               </w:rPr>
+              <w:lastRenderedPageBreak/>
               <w:t>BF-14</w:t>
             </w:r>
           </w:p>
@@ -36235,18 +36249,6 @@
         </w:tc>
       </w:tr>
     </w:tbl>
-    <w:p>
-      <w:pPr>
-        <w:widowControl/>
-        <w:rPr>
-          <w:rFonts w:ascii="Arial" w:eastAsia="微軟正黑體" w:hAnsi="Arial" w:cs="Times New Roman"/>
-          <w:b/>
-          <w:bCs/>
-          <w:sz w:val="32"/>
-          <w:szCs w:val="32"/>
-        </w:rPr>
-      </w:pPr>
-    </w:p>
     <w:p>
       <w:pPr>
         <w:widowControl/>
@@ -36265,170 +36267,6 @@
           <w:docGrid w:type="lines" w:linePitch="360"/>
         </w:sectPr>
       </w:pPr>
-      <w:r>
-        <w:rPr>
-          <w:rFonts w:ascii="Arial" w:eastAsia="微軟正黑體" w:hAnsi="Arial" w:cs="Times New Roman"/>
-          <w:b/>
-          <w:bCs/>
-          <w:sz w:val="32"/>
-          <w:szCs w:val="32"/>
-        </w:rPr>
-        <w:br w:type="page"/>
-      </w:r>
-    </w:p>
-    <w:p>
-      <w:pPr>
-        <w:rPr>
-          <w:rFonts w:ascii="Arial" w:eastAsia="微軟正黑體" w:hAnsi="Arial" w:cs="Times New Roman" w:hint="eastAsia"/>
-        </w:rPr>
-      </w:pPr>
-    </w:p>
-    <w:p>
-      <w:pPr>
-        <w:rPr>
-          <w:rFonts w:ascii="Arial" w:eastAsia="微軟正黑體" w:hAnsi="Arial" w:cs="Times New Roman" w:hint="eastAsia"/>
-        </w:rPr>
-      </w:pPr>
-    </w:p>
-    <w:p>
-      <w:pPr>
-        <w:rPr>
-          <w:rFonts w:ascii="Arial" w:eastAsia="微軟正黑體" w:hAnsi="Arial" w:cs="Times New Roman" w:hint="eastAsia"/>
-        </w:rPr>
-      </w:pPr>
-    </w:p>
-    <w:p>
-      <w:pPr>
-        <w:rPr>
-          <w:rFonts w:ascii="Arial" w:eastAsia="微軟正黑體" w:hAnsi="Arial" w:cs="Times New Roman" w:hint="eastAsia"/>
-        </w:rPr>
-      </w:pPr>
-    </w:p>
-    <w:p>
-      <w:pPr>
-        <w:rPr>
-          <w:rFonts w:ascii="Arial" w:eastAsia="微軟正黑體" w:hAnsi="Arial" w:cs="Times New Roman" w:hint="eastAsia"/>
-        </w:rPr>
-      </w:pPr>
-    </w:p>
-    <w:p>
-      <w:pPr>
-        <w:rPr>
-          <w:rFonts w:ascii="Arial" w:eastAsia="微軟正黑體" w:hAnsi="Arial" w:cs="Times New Roman" w:hint="eastAsia"/>
-        </w:rPr>
-      </w:pPr>
-    </w:p>
-    <w:p>
-      <w:pPr>
-        <w:rPr>
-          <w:rFonts w:ascii="Arial" w:eastAsia="微軟正黑體" w:hAnsi="Arial" w:cs="Times New Roman" w:hint="eastAsia"/>
-        </w:rPr>
-      </w:pPr>
-    </w:p>
-    <w:p>
-      <w:pPr>
-        <w:rPr>
-          <w:rFonts w:ascii="Arial" w:eastAsia="微軟正黑體" w:hAnsi="Arial" w:cs="Times New Roman" w:hint="eastAsia"/>
-        </w:rPr>
-      </w:pPr>
-    </w:p>
-    <w:p>
-      <w:pPr>
-        <w:rPr>
-          <w:rFonts w:ascii="Arial" w:eastAsia="微軟正黑體" w:hAnsi="Arial" w:cs="Times New Roman" w:hint="eastAsia"/>
-        </w:rPr>
-      </w:pPr>
-    </w:p>
-    <w:p>
-      <w:pPr>
-        <w:rPr>
-          <w:rFonts w:ascii="Arial" w:eastAsia="微軟正黑體" w:hAnsi="Arial" w:cs="Times New Roman" w:hint="eastAsia"/>
-        </w:rPr>
-      </w:pPr>
-    </w:p>
-    <w:p>
-      <w:pPr>
-        <w:rPr>
-          <w:rFonts w:ascii="Arial" w:eastAsia="微軟正黑體" w:hAnsi="Arial" w:cs="Times New Roman" w:hint="eastAsia"/>
-        </w:rPr>
-      </w:pPr>
-    </w:p>
-    <w:p>
-      <w:pPr>
-        <w:rPr>
-          <w:rFonts w:ascii="Arial" w:eastAsia="微軟正黑體" w:hAnsi="Arial" w:cs="Times New Roman" w:hint="eastAsia"/>
-        </w:rPr>
-      </w:pPr>
-    </w:p>
-    <w:p>
-      <w:pPr>
-        <w:rPr>
-          <w:rFonts w:ascii="Arial" w:eastAsia="微軟正黑體" w:hAnsi="Arial" w:cs="Times New Roman" w:hint="eastAsia"/>
-        </w:rPr>
-      </w:pPr>
-    </w:p>
-    <w:p>
-      <w:pPr>
-        <w:rPr>
-          <w:rFonts w:ascii="Arial" w:eastAsia="微軟正黑體" w:hAnsi="Arial" w:cs="Times New Roman" w:hint="eastAsia"/>
-        </w:rPr>
-      </w:pPr>
-    </w:p>
-    <w:p>
-      <w:pPr>
-        <w:rPr>
-          <w:rFonts w:ascii="Arial" w:eastAsia="微軟正黑體" w:hAnsi="Arial" w:cs="Times New Roman" w:hint="eastAsia"/>
-        </w:rPr>
-      </w:pPr>
-    </w:p>
-    <w:p>
-      <w:pPr>
-        <w:rPr>
-          <w:rFonts w:ascii="Arial" w:eastAsia="微軟正黑體" w:hAnsi="Arial" w:cs="Times New Roman" w:hint="eastAsia"/>
-        </w:rPr>
-      </w:pPr>
-    </w:p>
-    <w:p>
-      <w:pPr>
-        <w:rPr>
-          <w:rFonts w:ascii="Arial" w:eastAsia="微軟正黑體" w:hAnsi="Arial" w:cs="Times New Roman" w:hint="eastAsia"/>
-        </w:rPr>
-      </w:pPr>
-    </w:p>
-    <w:p>
-      <w:pPr>
-        <w:rPr>
-          <w:rFonts w:ascii="Arial" w:eastAsia="微軟正黑體" w:hAnsi="Arial" w:cs="Times New Roman" w:hint="eastAsia"/>
-        </w:rPr>
-      </w:pPr>
-    </w:p>
-    <w:p>
-      <w:pPr>
-        <w:rPr>
-          <w:rFonts w:ascii="Arial" w:eastAsia="微軟正黑體" w:hAnsi="Arial" w:cs="Times New Roman" w:hint="eastAsia"/>
-        </w:rPr>
-      </w:pPr>
-    </w:p>
-    <w:p>
-      <w:pPr>
-        <w:rPr>
-          <w:rFonts w:ascii="Arial" w:eastAsia="微軟正黑體" w:hAnsi="Arial" w:cs="Times New Roman" w:hint="eastAsia"/>
-        </w:rPr>
-      </w:pPr>
-    </w:p>
-    <w:p>
-      <w:pPr>
-        <w:rPr>
-          <w:rFonts w:ascii="Arial" w:eastAsia="微軟正黑體" w:hAnsi="Arial" w:cs="Times New Roman" w:hint="eastAsia"/>
-        </w:rPr>
-      </w:pPr>
-    </w:p>
-    <w:p>
-      <w:pPr>
-        <w:rPr>
-          <w:rFonts w:ascii="Arial" w:eastAsia="微軟正黑體" w:hAnsi="Arial" w:cs="Times New Roman" w:hint="eastAsia"/>
-        </w:rPr>
-      </w:pPr>
     </w:p>
     <w:p>
       <w:pPr>
@@ -36436,15 +36274,9 @@
           <w:tab w:val="left" w:pos="1725"/>
         </w:tabs>
         <w:rPr>
-          <w:rFonts w:ascii="Arial" w:eastAsia="微軟正黑體" w:hAnsi="Arial" w:cs="Times New Roman"/>
+          <w:rFonts w:ascii="Arial" w:eastAsia="微軟正黑體" w:hAnsi="Arial" w:cs="Times New Roman" w:hint="eastAsia"/>
         </w:rPr>
       </w:pPr>
-      <w:r>
-        <w:rPr>
-          <w:rFonts w:ascii="Arial" w:eastAsia="微軟正黑體" w:hAnsi="Arial" w:cs="Times New Roman"/>
-        </w:rPr>
-        <w:tab/>
-      </w:r>
     </w:p>
     <w:sectPr>
       <w:pgSz w:w="11906" w:h="16838"/>
@@ -36458,7 +36290,7 @@
 </file>
 
 <file path=word/endnotes.xml><?xml version="1.0" encoding="utf-8"?>
-<w:endnotes xmlns:wpc="http://schemas.microsoft.com/office/word/2010/wordprocessingCanvas" xmlns:cx="http://schemas.microsoft.com/office/drawing/2014/chartex" xmlns:cx1="http://schemas.microsoft.com/office/drawing/2015/9/8/chartex" xmlns:cx2="http://schemas.microsoft.com/office/drawing/2015/10/21/chartex" xmlns:cx3="http://schemas.microsoft.com/office/drawing/2016/5/9/chartex" xmlns:cx4="http://schemas.microsoft.com/office/drawing/2016/5/10/chartex" xmlns:cx5="http://schemas.microsoft.com/office/drawing/2016/5/11/chartex" xmlns:cx6="http://schemas.microsoft.com/office/drawing/2016/5/12/chartex" xmlns:cx7="http://schemas.microsoft.com/office/drawing/2016/5/13/chartex" xmlns:cx8="http://schemas.microsoft.com/office/drawing/2016/5/14/chartex" xmlns:mc="http://schemas.openxmlformats.org/markup-compatibility/2006" xmlns:aink="http://schemas.microsoft.com/office/drawing/2016/ink" xmlns:am3d="http://schemas.microsoft.com/office/drawing/2017/model3d" xmlns:o="urn:schemas-microsoft-com:office:office" xmlns:oel="http://schemas.microsoft.com/office/2019/extlst" xmlns:r="http://schemas.openxmlformats.org/officeDocument/2006/relationships" xmlns:m="http://schemas.openxmlformats.org/officeDocument/2006/math" xmlns:v="urn:schemas-microsoft-com:vml" xmlns:wp14="http://schemas.microsoft.com/office/word/2010/wordprocessingDrawing" xmlns:wp="http://schemas.openxmlformats.org/drawingml/2006/wordprocessingDrawing" xmlns:w10="urn:schemas-microsoft-com:office:word" xmlns:w="http://schemas.openxmlformats.org/wordprocessingml/2006/main" xmlns:w14="http://schemas.microsoft.com/office/word/2010/wordml" xmlns:w15="http://schemas.microsoft.com/office/word/2012/wordml" xmlns:w16cex="http://schemas.microsoft.com/office/word/2018/wordml/cex" xmlns:w16cid="http://schemas.microsoft.com/office/word/2016/wordml/cid" xmlns:w16="http://schemas.microsoft.com/office/word/2018/wordml" xmlns:w16du="http://schemas.microsoft.com/office/word/2023/wordml/word16du" xmlns:w16sdtdh="http://schemas.microsoft.com/office/word/2020/wordml/sdtdatahash" xmlns:w16sdtfl="http://schemas.microsoft.com/office/word/2024/wordml/sdtformatlock" xmlns:w16se="http://schemas.microsoft.com/office/word/2015/wordml/symex" xmlns:wpg="http://schemas.microsoft.com/office/word/2010/wordprocessingGroup" xmlns:wpi="http://schemas.microsoft.com/office/word/2010/wordprocessingInk" xmlns:wne="http://schemas.microsoft.com/office/word/2006/wordml" xmlns:wps="http://schemas.microsoft.com/office/word/2010/wordprocessingShape" mc:Ignorable="w14 w15 w16se w16cid w16 w16cex w16sdtdh w16sdtfl w16du wp14">
+<w:endnotes xmlns:wpc="http://schemas.microsoft.com/office/word/2010/wordprocessingCanvas" xmlns:cx="http://schemas.microsoft.com/office/drawing/2014/chartex" xmlns:cx1="http://schemas.microsoft.com/office/drawing/2015/9/8/chartex" xmlns:cx2="http://schemas.microsoft.com/office/drawing/2015/10/21/chartex" xmlns:cx3="http://schemas.microsoft.com/office/drawing/2016/5/9/chartex" xmlns:cx4="http://schemas.microsoft.com/office/drawing/2016/5/10/chartex" xmlns:cx5="http://schemas.microsoft.com/office/drawing/2016/5/11/chartex" xmlns:cx6="http://schemas.microsoft.com/office/drawing/2016/5/12/chartex" xmlns:cx7="http://schemas.microsoft.com/office/drawing/2016/5/13/chartex" xmlns:cx8="http://schemas.microsoft.com/office/drawing/2016/5/14/chartex" xmlns:mc="http://schemas.openxmlformats.org/markup-compatibility/2006" xmlns:aink="http://schemas.microsoft.com/office/drawing/2016/ink" xmlns:am3d="http://schemas.microsoft.com/office/drawing/2017/model3d" xmlns:o="urn:schemas-microsoft-com:office:office" xmlns:r="http://schemas.openxmlformats.org/officeDocument/2006/relationships" xmlns:m="http://schemas.openxmlformats.org/officeDocument/2006/math" xmlns:v="urn:schemas-microsoft-com:vml" xmlns:wp14="http://schemas.microsoft.com/office/word/2010/wordprocessingDrawing" xmlns:wp="http://schemas.openxmlformats.org/drawingml/2006/wordprocessingDrawing" xmlns:w10="urn:schemas-microsoft-com:office:word" xmlns:w="http://schemas.openxmlformats.org/wordprocessingml/2006/main" xmlns:w14="http://schemas.microsoft.com/office/word/2010/wordml" xmlns:w15="http://schemas.microsoft.com/office/word/2012/wordml" xmlns:w16cex="http://schemas.microsoft.com/office/word/2018/wordml/cex" xmlns:w16cid="http://schemas.microsoft.com/office/word/2016/wordml/cid" xmlns:w16="http://schemas.microsoft.com/office/word/2018/wordml" xmlns:w16sdtdh="http://schemas.microsoft.com/office/word/2020/wordml/sdtdatahash" xmlns:w16se="http://schemas.microsoft.com/office/word/2015/wordml/symex" xmlns:wpg="http://schemas.microsoft.com/office/word/2010/wordprocessingGroup" xmlns:wpi="http://schemas.microsoft.com/office/word/2010/wordprocessingInk" xmlns:wne="http://schemas.microsoft.com/office/word/2006/wordml" xmlns:wps="http://schemas.microsoft.com/office/word/2010/wordprocessingShape" mc:Ignorable="w14 w15 w16se w16cid w16 w16cex w16sdtdh wp14">
   <w:endnote w:type="separator" w:id="-1">
     <w:p>
       <w:r>
@@ -36477,7 +36309,7 @@
 </file>
 
 <file path=word/footer1.xml><?xml version="1.0" encoding="utf-8"?>
-<w:ftr xmlns:wpc="http://schemas.microsoft.com/office/word/2010/wordprocessingCanvas" xmlns:cx="http://schemas.microsoft.com/office/drawing/2014/chartex" xmlns:cx1="http://schemas.microsoft.com/office/drawing/2015/9/8/chartex" xmlns:cx2="http://schemas.microsoft.com/office/drawing/2015/10/21/chartex" xmlns:cx3="http://schemas.microsoft.com/office/drawing/2016/5/9/chartex" xmlns:cx4="http://schemas.microsoft.com/office/drawing/2016/5/10/chartex" xmlns:cx5="http://schemas.microsoft.com/office/drawing/2016/5/11/chartex" xmlns:cx6="http://schemas.microsoft.com/office/drawing/2016/5/12/chartex" xmlns:cx7="http://schemas.microsoft.com/office/drawing/2016/5/13/chartex" xmlns:cx8="http://schemas.microsoft.com/office/drawing/2016/5/14/chartex" xmlns:mc="http://schemas.openxmlformats.org/markup-compatibility/2006" xmlns:aink="http://schemas.microsoft.com/office/drawing/2016/ink" xmlns:am3d="http://schemas.microsoft.com/office/drawing/2017/model3d" xmlns:o="urn:schemas-microsoft-com:office:office" xmlns:oel="http://schemas.microsoft.com/office/2019/extlst" xmlns:r="http://schemas.openxmlformats.org/officeDocument/2006/relationships" xmlns:m="http://schemas.openxmlformats.org/officeDocument/2006/math" xmlns:v="urn:schemas-microsoft-com:vml" xmlns:wp14="http://schemas.microsoft.com/office/word/2010/wordprocessingDrawing" xmlns:wp="http://schemas.openxmlformats.org/drawingml/2006/wordprocessingDrawing" xmlns:w10="urn:schemas-microsoft-com:office:word" xmlns:w="http://schemas.openxmlformats.org/wordprocessingml/2006/main" xmlns:w14="http://schemas.microsoft.com/office/word/2010/wordml" xmlns:w15="http://schemas.microsoft.com/office/word/2012/wordml" xmlns:w16cex="http://schemas.microsoft.com/office/word/2018/wordml/cex" xmlns:w16cid="http://schemas.microsoft.com/office/word/2016/wordml/cid" xmlns:w16="http://schemas.microsoft.com/office/word/2018/wordml" xmlns:w16du="http://schemas.microsoft.com/office/word/2023/wordml/word16du" xmlns:w16sdtdh="http://schemas.microsoft.com/office/word/2020/wordml/sdtdatahash" xmlns:w16sdtfl="http://schemas.microsoft.com/office/word/2024/wordml/sdtformatlock" xmlns:w16se="http://schemas.microsoft.com/office/word/2015/wordml/symex" xmlns:wpg="http://schemas.microsoft.com/office/word/2010/wordprocessingGroup" xmlns:wpi="http://schemas.microsoft.com/office/word/2010/wordprocessingInk" xmlns:wne="http://schemas.microsoft.com/office/word/2006/wordml" xmlns:wps="http://schemas.microsoft.com/office/word/2010/wordprocessingShape" mc:Ignorable="w14 w15 w16se w16cid w16 w16cex w16sdtdh w16sdtfl w16du wp14">
+<w:ftr xmlns:wpc="http://schemas.microsoft.com/office/word/2010/wordprocessingCanvas" xmlns:cx="http://schemas.microsoft.com/office/drawing/2014/chartex" xmlns:cx1="http://schemas.microsoft.com/office/drawing/2015/9/8/chartex" xmlns:cx2="http://schemas.microsoft.com/office/drawing/2015/10/21/chartex" xmlns:cx3="http://schemas.microsoft.com/office/drawing/2016/5/9/chartex" xmlns:cx4="http://schemas.microsoft.com/office/drawing/2016/5/10/chartex" xmlns:cx5="http://schemas.microsoft.com/office/drawing/2016/5/11/chartex" xmlns:cx6="http://schemas.microsoft.com/office/drawing/2016/5/12/chartex" xmlns:cx7="http://schemas.microsoft.com/office/drawing/2016/5/13/chartex" xmlns:cx8="http://schemas.microsoft.com/office/drawing/2016/5/14/chartex" xmlns:mc="http://schemas.openxmlformats.org/markup-compatibility/2006" xmlns:aink="http://schemas.microsoft.com/office/drawing/2016/ink" xmlns:am3d="http://schemas.microsoft.com/office/drawing/2017/model3d" xmlns:o="urn:schemas-microsoft-com:office:office" xmlns:r="http://schemas.openxmlformats.org/officeDocument/2006/relationships" xmlns:m="http://schemas.openxmlformats.org/officeDocument/2006/math" xmlns:v="urn:schemas-microsoft-com:vml" xmlns:wp14="http://schemas.microsoft.com/office/word/2010/wordprocessingDrawing" xmlns:wp="http://schemas.openxmlformats.org/drawingml/2006/wordprocessingDrawing" xmlns:w10="urn:schemas-microsoft-com:office:word" xmlns:w="http://schemas.openxmlformats.org/wordprocessingml/2006/main" xmlns:w14="http://schemas.microsoft.com/office/word/2010/wordml" xmlns:w15="http://schemas.microsoft.com/office/word/2012/wordml" xmlns:w16cex="http://schemas.microsoft.com/office/word/2018/wordml/cex" xmlns:w16cid="http://schemas.microsoft.com/office/word/2016/wordml/cid" xmlns:w16="http://schemas.microsoft.com/office/word/2018/wordml" xmlns:w16sdtdh="http://schemas.microsoft.com/office/word/2020/wordml/sdtdatahash" xmlns:w16se="http://schemas.microsoft.com/office/word/2015/wordml/symex" xmlns:wpg="http://schemas.microsoft.com/office/word/2010/wordprocessingGroup" xmlns:wpi="http://schemas.microsoft.com/office/word/2010/wordprocessingInk" xmlns:wne="http://schemas.microsoft.com/office/word/2006/wordml" xmlns:wps="http://schemas.microsoft.com/office/word/2010/wordprocessingShape" mc:Ignorable="w14 w15 w16se w16cid w16 w16cex w16sdtdh wp14">
   <w:p>
     <w:pPr>
       <w:pStyle w:val="a7"/>
@@ -36506,7 +36338,7 @@
 </file>
 
 <file path=word/footer2.xml><?xml version="1.0" encoding="utf-8"?>
-<w:ftr xmlns:wpc="http://schemas.microsoft.com/office/word/2010/wordprocessingCanvas" xmlns:cx="http://schemas.microsoft.com/office/drawing/2014/chartex" xmlns:cx1="http://schemas.microsoft.com/office/drawing/2015/9/8/chartex" xmlns:cx2="http://schemas.microsoft.com/office/drawing/2015/10/21/chartex" xmlns:cx3="http://schemas.microsoft.com/office/drawing/2016/5/9/chartex" xmlns:cx4="http://schemas.microsoft.com/office/drawing/2016/5/10/chartex" xmlns:cx5="http://schemas.microsoft.com/office/drawing/2016/5/11/chartex" xmlns:cx6="http://schemas.microsoft.com/office/drawing/2016/5/12/chartex" xmlns:cx7="http://schemas.microsoft.com/office/drawing/2016/5/13/chartex" xmlns:cx8="http://schemas.microsoft.com/office/drawing/2016/5/14/chartex" xmlns:mc="http://schemas.openxmlformats.org/markup-compatibility/2006" xmlns:aink="http://schemas.microsoft.com/office/drawing/2016/ink" xmlns:am3d="http://schemas.microsoft.com/office/drawing/2017/model3d" xmlns:o="urn:schemas-microsoft-com:office:office" xmlns:oel="http://schemas.microsoft.com/office/2019/extlst" xmlns:r="http://schemas.openxmlformats.org/officeDocument/2006/relationships" xmlns:m="http://schemas.openxmlformats.org/officeDocument/2006/math" xmlns:v="urn:schemas-microsoft-com:vml" xmlns:wp14="http://schemas.microsoft.com/office/word/2010/wordprocessingDrawing" xmlns:wp="http://schemas.openxmlformats.org/drawingml/2006/wordprocessingDrawing" xmlns:w10="urn:schemas-microsoft-com:office:word" xmlns:w="http://schemas.openxmlformats.org/wordprocessingml/2006/main" xmlns:w14="http://schemas.microsoft.com/office/word/2010/wordml" xmlns:w15="http://schemas.microsoft.com/office/word/2012/wordml" xmlns:w16cex="http://schemas.microsoft.com/office/word/2018/wordml/cex" xmlns:w16cid="http://schemas.microsoft.com/office/word/2016/wordml/cid" xmlns:w16="http://schemas.microsoft.com/office/word/2018/wordml" xmlns:w16du="http://schemas.microsoft.com/office/word/2023/wordml/word16du" xmlns:w16sdtdh="http://schemas.microsoft.com/office/word/2020/wordml/sdtdatahash" xmlns:w16sdtfl="http://schemas.microsoft.com/office/word/2024/wordml/sdtformatlock" xmlns:w16se="http://schemas.microsoft.com/office/word/2015/wordml/symex" xmlns:wpg="http://schemas.microsoft.com/office/word/2010/wordprocessingGroup" xmlns:wpi="http://schemas.microsoft.com/office/word/2010/wordprocessingInk" xmlns:wne="http://schemas.microsoft.com/office/word/2006/wordml" xmlns:wps="http://schemas.microsoft.com/office/word/2010/wordprocessingShape" mc:Ignorable="w14 w15 w16se w16cid w16 w16cex w16sdtdh w16sdtfl w16du wp14">
+<w:ftr xmlns:wpc="http://schemas.microsoft.com/office/word/2010/wordprocessingCanvas" xmlns:cx="http://schemas.microsoft.com/office/drawing/2014/chartex" xmlns:cx1="http://schemas.microsoft.com/office/drawing/2015/9/8/chartex" xmlns:cx2="http://schemas.microsoft.com/office/drawing/2015/10/21/chartex" xmlns:cx3="http://schemas.microsoft.com/office/drawing/2016/5/9/chartex" xmlns:cx4="http://schemas.microsoft.com/office/drawing/2016/5/10/chartex" xmlns:cx5="http://schemas.microsoft.com/office/drawing/2016/5/11/chartex" xmlns:cx6="http://schemas.microsoft.com/office/drawing/2016/5/12/chartex" xmlns:cx7="http://schemas.microsoft.com/office/drawing/2016/5/13/chartex" xmlns:cx8="http://schemas.microsoft.com/office/drawing/2016/5/14/chartex" xmlns:mc="http://schemas.openxmlformats.org/markup-compatibility/2006" xmlns:aink="http://schemas.microsoft.com/office/drawing/2016/ink" xmlns:am3d="http://schemas.microsoft.com/office/drawing/2017/model3d" xmlns:o="urn:schemas-microsoft-com:office:office" xmlns:r="http://schemas.openxmlformats.org/officeDocument/2006/relationships" xmlns:m="http://schemas.openxmlformats.org/officeDocument/2006/math" xmlns:v="urn:schemas-microsoft-com:vml" xmlns:wp14="http://schemas.microsoft.com/office/word/2010/wordprocessingDrawing" xmlns:wp="http://schemas.openxmlformats.org/drawingml/2006/wordprocessingDrawing" xmlns:w10="urn:schemas-microsoft-com:office:word" xmlns:w="http://schemas.openxmlformats.org/wordprocessingml/2006/main" xmlns:w14="http://schemas.microsoft.com/office/word/2010/wordml" xmlns:w15="http://schemas.microsoft.com/office/word/2012/wordml" xmlns:w16cex="http://schemas.microsoft.com/office/word/2018/wordml/cex" xmlns:w16cid="http://schemas.microsoft.com/office/word/2016/wordml/cid" xmlns:w16="http://schemas.microsoft.com/office/word/2018/wordml" xmlns:w16sdtdh="http://schemas.microsoft.com/office/word/2020/wordml/sdtdatahash" xmlns:w16se="http://schemas.microsoft.com/office/word/2015/wordml/symex" xmlns:wpg="http://schemas.microsoft.com/office/word/2010/wordprocessingGroup" xmlns:wpi="http://schemas.microsoft.com/office/word/2010/wordprocessingInk" xmlns:wne="http://schemas.microsoft.com/office/word/2006/wordml" xmlns:wps="http://schemas.microsoft.com/office/word/2010/wordprocessingShape" mc:Ignorable="w14 w15 w16se w16cid w16 w16cex w16sdtdh wp14">
   <w:p>
     <w:pPr>
       <w:pStyle w:val="a7"/>
@@ -36535,7 +36367,7 @@
 </file>
 
 <file path=word/footnotes.xml><?xml version="1.0" encoding="utf-8"?>
-<w:footnotes xmlns:wpc="http://schemas.microsoft.com/office/word/2010/wordprocessingCanvas" xmlns:cx="http://schemas.microsoft.com/office/drawing/2014/chartex" xmlns:cx1="http://schemas.microsoft.com/office/drawing/2015/9/8/chartex" xmlns:cx2="http://schemas.microsoft.com/office/drawing/2015/10/21/chartex" xmlns:cx3="http://schemas.microsoft.com/office/drawing/2016/5/9/chartex" xmlns:cx4="http://schemas.microsoft.com/office/drawing/2016/5/10/chartex" xmlns:cx5="http://schemas.microsoft.com/office/drawing/2016/5/11/chartex" xmlns:cx6="http://schemas.microsoft.com/office/drawing/2016/5/12/chartex" xmlns:cx7="http://schemas.microsoft.com/office/drawing/2016/5/13/chartex" xmlns:cx8="http://schemas.microsoft.com/office/drawing/2016/5/14/chartex" xmlns:mc="http://schemas.openxmlformats.org/markup-compatibility/2006" xmlns:aink="http://schemas.microsoft.com/office/drawing/2016/ink" xmlns:am3d="http://schemas.microsoft.com/office/drawing/2017/model3d" xmlns:o="urn:schemas-microsoft-com:office:office" xmlns:oel="http://schemas.microsoft.com/office/2019/extlst" xmlns:r="http://schemas.openxmlformats.org/officeDocument/2006/relationships" xmlns:m="http://schemas.openxmlformats.org/officeDocument/2006/math" xmlns:v="urn:schemas-microsoft-com:vml" xmlns:wp14="http://schemas.microsoft.com/office/word/2010/wordprocessingDrawing" xmlns:wp="http://schemas.openxmlformats.org/drawingml/2006/wordprocessingDrawing" xmlns:w10="urn:schemas-microsoft-com:office:word" xmlns:w="http://schemas.openxmlformats.org/wordprocessingml/2006/main" xmlns:w14="http://schemas.microsoft.com/office/word/2010/wordml" xmlns:w15="http://schemas.microsoft.com/office/word/2012/wordml" xmlns:w16cex="http://schemas.microsoft.com/office/word/2018/wordml/cex" xmlns:w16cid="http://schemas.microsoft.com/office/word/2016/wordml/cid" xmlns:w16="http://schemas.microsoft.com/office/word/2018/wordml" xmlns:w16du="http://schemas.microsoft.com/office/word/2023/wordml/word16du" xmlns:w16sdtdh="http://schemas.microsoft.com/office/word/2020/wordml/sdtdatahash" xmlns:w16sdtfl="http://schemas.microsoft.com/office/word/2024/wordml/sdtformatlock" xmlns:w16se="http://schemas.microsoft.com/office/word/2015/wordml/symex" xmlns:wpg="http://schemas.microsoft.com/office/word/2010/wordprocessingGroup" xmlns:wpi="http://schemas.microsoft.com/office/word/2010/wordprocessingInk" xmlns:wne="http://schemas.microsoft.com/office/word/2006/wordml" xmlns:wps="http://schemas.microsoft.com/office/word/2010/wordprocessingShape" mc:Ignorable="w14 w15 w16se w16cid w16 w16cex w16sdtdh w16sdtfl w16du wp14">
+<w:footnotes xmlns:wpc="http://schemas.microsoft.com/office/word/2010/wordprocessingCanvas" xmlns:cx="http://schemas.microsoft.com/office/drawing/2014/chartex" xmlns:cx1="http://schemas.microsoft.com/office/drawing/2015/9/8/chartex" xmlns:cx2="http://schemas.microsoft.com/office/drawing/2015/10/21/chartex" xmlns:cx3="http://schemas.microsoft.com/office/drawing/2016/5/9/chartex" xmlns:cx4="http://schemas.microsoft.com/office/drawing/2016/5/10/chartex" xmlns:cx5="http://schemas.microsoft.com/office/drawing/2016/5/11/chartex" xmlns:cx6="http://schemas.microsoft.com/office/drawing/2016/5/12/chartex" xmlns:cx7="http://schemas.microsoft.com/office/drawing/2016/5/13/chartex" xmlns:cx8="http://schemas.microsoft.com/office/drawing/2016/5/14/chartex" xmlns:mc="http://schemas.openxmlformats.org/markup-compatibility/2006" xmlns:aink="http://schemas.microsoft.com/office/drawing/2016/ink" xmlns:am3d="http://schemas.microsoft.com/office/drawing/2017/model3d" xmlns:o="urn:schemas-microsoft-com:office:office" xmlns:r="http://schemas.openxmlformats.org/officeDocument/2006/relationships" xmlns:m="http://schemas.openxmlformats.org/officeDocument/2006/math" xmlns:v="urn:schemas-microsoft-com:vml" xmlns:wp14="http://schemas.microsoft.com/office/word/2010/wordprocessingDrawing" xmlns:wp="http://schemas.openxmlformats.org/drawingml/2006/wordprocessingDrawing" xmlns:w10="urn:schemas-microsoft-com:office:word" xmlns:w="http://schemas.openxmlformats.org/wordprocessingml/2006/main" xmlns:w14="http://schemas.microsoft.com/office/word/2010/wordml" xmlns:w15="http://schemas.microsoft.com/office/word/2012/wordml" xmlns:w16cex="http://schemas.microsoft.com/office/word/2018/wordml/cex" xmlns:w16cid="http://schemas.microsoft.com/office/word/2016/wordml/cid" xmlns:w16="http://schemas.microsoft.com/office/word/2018/wordml" xmlns:w16sdtdh="http://schemas.microsoft.com/office/word/2020/wordml/sdtdatahash" xmlns:w16se="http://schemas.microsoft.com/office/word/2015/wordml/symex" xmlns:wpg="http://schemas.microsoft.com/office/word/2010/wordprocessingGroup" xmlns:wpi="http://schemas.microsoft.com/office/word/2010/wordprocessingInk" xmlns:wne="http://schemas.microsoft.com/office/word/2006/wordml" xmlns:wps="http://schemas.microsoft.com/office/word/2010/wordprocessingShape" mc:Ignorable="w14 w15 w16se w16cid w16 w16cex w16sdtdh wp14">
   <w:footnote w:type="separator" w:id="-1">
     <w:p>
       <w:r>
@@ -36554,7 +36386,7 @@
 </file>
 
 <file path=word/numbering.xml><?xml version="1.0" encoding="utf-8"?>
-<w:numbering xmlns:wpc="http://schemas.microsoft.com/office/word/2010/wordprocessingCanvas" xmlns:cx="http://schemas.microsoft.com/office/drawing/2014/chartex" xmlns:cx1="http://schemas.microsoft.com/office/drawing/2015/9/8/chartex" xmlns:cx2="http://schemas.microsoft.com/office/drawing/2015/10/21/chartex" xmlns:cx3="http://schemas.microsoft.com/office/drawing/2016/5/9/chartex" xmlns:cx4="http://schemas.microsoft.com/office/drawing/2016/5/10/chartex" xmlns:cx5="http://schemas.microsoft.com/office/drawing/2016/5/11/chartex" xmlns:cx6="http://schemas.microsoft.com/office/drawing/2016/5/12/chartex" xmlns:cx7="http://schemas.microsoft.com/office/drawing/2016/5/13/chartex" xmlns:cx8="http://schemas.microsoft.com/office/drawing/2016/5/14/chartex" xmlns:mc="http://schemas.openxmlformats.org/markup-compatibility/2006" xmlns:aink="http://schemas.microsoft.com/office/drawing/2016/ink" xmlns:am3d="http://schemas.microsoft.com/office/drawing/2017/model3d" xmlns:o="urn:schemas-microsoft-com:office:office" xmlns:oel="http://schemas.microsoft.com/office/2019/extlst" xmlns:r="http://schemas.openxmlformats.org/officeDocument/2006/relationships" xmlns:m="http://schemas.openxmlformats.org/officeDocument/2006/math" xmlns:v="urn:schemas-microsoft-com:vml" xmlns:wp14="http://schemas.microsoft.com/office/word/2010/wordprocessingDrawing" xmlns:wp="http://schemas.openxmlformats.org/drawingml/2006/wordprocessingDrawing" xmlns:w10="urn:schemas-microsoft-com:office:word" xmlns:w="http://schemas.openxmlformats.org/wordprocessingml/2006/main" xmlns:w14="http://schemas.microsoft.com/office/word/2010/wordml" xmlns:w15="http://schemas.microsoft.com/office/word/2012/wordml" xmlns:w16cex="http://schemas.microsoft.com/office/word/2018/wordml/cex" xmlns:w16cid="http://schemas.microsoft.com/office/word/2016/wordml/cid" xmlns:w16="http://schemas.microsoft.com/office/word/2018/wordml" xmlns:w16du="http://schemas.microsoft.com/office/word/2023/wordml/word16du" xmlns:w16sdtdh="http://schemas.microsoft.com/office/word/2020/wordml/sdtdatahash" xmlns:w16sdtfl="http://schemas.microsoft.com/office/word/2024/wordml/sdtformatlock" xmlns:w16se="http://schemas.microsoft.com/office/word/2015/wordml/symex" xmlns:wpg="http://schemas.microsoft.com/office/word/2010/wordprocessingGroup" xmlns:wpi="http://schemas.microsoft.com/office/word/2010/wordprocessingInk" xmlns:wne="http://schemas.microsoft.com/office/word/2006/wordml" xmlns:wps="http://schemas.microsoft.com/office/word/2010/wordprocessingShape" mc:Ignorable="w14 w15 w16se w16cid w16 w16cex w16sdtdh w16sdtfl w16du wp14">
+<w:numbering xmlns:wpc="http://schemas.microsoft.com/office/word/2010/wordprocessingCanvas" xmlns:cx="http://schemas.microsoft.com/office/drawing/2014/chartex" xmlns:cx1="http://schemas.microsoft.com/office/drawing/2015/9/8/chartex" xmlns:cx2="http://schemas.microsoft.com/office/drawing/2015/10/21/chartex" xmlns:cx3="http://schemas.microsoft.com/office/drawing/2016/5/9/chartex" xmlns:cx4="http://schemas.microsoft.com/office/drawing/2016/5/10/chartex" xmlns:cx5="http://schemas.microsoft.com/office/drawing/2016/5/11/chartex" xmlns:cx6="http://schemas.microsoft.com/office/drawing/2016/5/12/chartex" xmlns:cx7="http://schemas.microsoft.com/office/drawing/2016/5/13/chartex" xmlns:cx8="http://schemas.microsoft.com/office/drawing/2016/5/14/chartex" xmlns:mc="http://schemas.openxmlformats.org/markup-compatibility/2006" xmlns:aink="http://schemas.microsoft.com/office/drawing/2016/ink" xmlns:am3d="http://schemas.microsoft.com/office/drawing/2017/model3d" xmlns:o="urn:schemas-microsoft-com:office:office" xmlns:r="http://schemas.openxmlformats.org/officeDocument/2006/relationships" xmlns:m="http://schemas.openxmlformats.org/officeDocument/2006/math" xmlns:v="urn:schemas-microsoft-com:vml" xmlns:wp14="http://schemas.microsoft.com/office/word/2010/wordprocessingDrawing" xmlns:wp="http://schemas.openxmlformats.org/drawingml/2006/wordprocessingDrawing" xmlns:w10="urn:schemas-microsoft-com:office:word" xmlns:w="http://schemas.openxmlformats.org/wordprocessingml/2006/main" xmlns:w14="http://schemas.microsoft.com/office/word/2010/wordml" xmlns:w15="http://schemas.microsoft.com/office/word/2012/wordml" xmlns:w16cex="http://schemas.microsoft.com/office/word/2018/wordml/cex" xmlns:w16cid="http://schemas.microsoft.com/office/word/2016/wordml/cid" xmlns:w16="http://schemas.microsoft.com/office/word/2018/wordml" xmlns:w16sdtdh="http://schemas.microsoft.com/office/word/2020/wordml/sdtdatahash" xmlns:w16se="http://schemas.microsoft.com/office/word/2015/wordml/symex" xmlns:wpg="http://schemas.microsoft.com/office/word/2010/wordprocessingGroup" xmlns:wpi="http://schemas.microsoft.com/office/word/2010/wordprocessingInk" xmlns:wne="http://schemas.microsoft.com/office/word/2006/wordml" xmlns:wps="http://schemas.microsoft.com/office/word/2010/wordprocessingShape" mc:Ignorable="w14 w15 w16se w16cid w16 w16cex w16sdtdh wp14">
   <w:abstractNum w:abstractNumId="0" w15:restartNumberingAfterBreak="0">
     <w:nsid w:val="1D493B80"/>
     <w:multiLevelType w:val="hybridMultilevel"/>
@@ -37267,35 +37099,35 @@
       </w:pPr>
     </w:lvl>
   </w:abstractNum>
-  <w:num w:numId="1" w16cid:durableId="505483169">
+  <w:num w:numId="1">
     <w:abstractNumId w:val="3"/>
   </w:num>
-  <w:num w:numId="2" w16cid:durableId="1353875426">
+  <w:num w:numId="2">
     <w:abstractNumId w:val="5"/>
   </w:num>
-  <w:num w:numId="3" w16cid:durableId="457574721">
+  <w:num w:numId="3">
     <w:abstractNumId w:val="4"/>
   </w:num>
-  <w:num w:numId="4" w16cid:durableId="330453296">
+  <w:num w:numId="4">
     <w:abstractNumId w:val="1"/>
   </w:num>
-  <w:num w:numId="5" w16cid:durableId="2038194537">
+  <w:num w:numId="5">
     <w:abstractNumId w:val="0"/>
   </w:num>
-  <w:num w:numId="6" w16cid:durableId="1389651906">
+  <w:num w:numId="6">
     <w:abstractNumId w:val="6"/>
   </w:num>
-  <w:num w:numId="7" w16cid:durableId="1463964292">
+  <w:num w:numId="7">
     <w:abstractNumId w:val="7"/>
   </w:num>
-  <w:num w:numId="8" w16cid:durableId="623922645">
+  <w:num w:numId="8">
     <w:abstractNumId w:val="2"/>
   </w:num>
 </w:numbering>
 </file>
 
 <file path=word/styles.xml><?xml version="1.0" encoding="utf-8"?>
-<w:styles xmlns:mc="http://schemas.openxmlformats.org/markup-compatibility/2006" xmlns:r="http://schemas.openxmlformats.org/officeDocument/2006/relationships" xmlns:w="http://schemas.openxmlformats.org/wordprocessingml/2006/main" xmlns:w14="http://schemas.microsoft.com/office/word/2010/wordml" xmlns:w15="http://schemas.microsoft.com/office/word/2012/wordml" xmlns:w16cex="http://schemas.microsoft.com/office/word/2018/wordml/cex" xmlns:w16cid="http://schemas.microsoft.com/office/word/2016/wordml/cid" xmlns:w16="http://schemas.microsoft.com/office/word/2018/wordml" xmlns:w16du="http://schemas.microsoft.com/office/word/2023/wordml/word16du" xmlns:w16sdtdh="http://schemas.microsoft.com/office/word/2020/wordml/sdtdatahash" xmlns:w16sdtfl="http://schemas.microsoft.com/office/word/2024/wordml/sdtformatlock" xmlns:w16se="http://schemas.microsoft.com/office/word/2015/wordml/symex" mc:Ignorable="w14 w15 w16se w16cid w16 w16cex w16sdtdh w16sdtfl w16du">
+<w:styles xmlns:mc="http://schemas.openxmlformats.org/markup-compatibility/2006" xmlns:r="http://schemas.openxmlformats.org/officeDocument/2006/relationships" xmlns:w="http://schemas.openxmlformats.org/wordprocessingml/2006/main" xmlns:w14="http://schemas.microsoft.com/office/word/2010/wordml" xmlns:w15="http://schemas.microsoft.com/office/word/2012/wordml" xmlns:w16cex="http://schemas.microsoft.com/office/word/2018/wordml/cex" xmlns:w16cid="http://schemas.microsoft.com/office/word/2016/wordml/cid" xmlns:w16="http://schemas.microsoft.com/office/word/2018/wordml" xmlns:w16sdtdh="http://schemas.microsoft.com/office/word/2020/wordml/sdtdatahash" xmlns:w16se="http://schemas.microsoft.com/office/word/2015/wordml/symex" mc:Ignorable="w14 w15 w16se w16cid w16 w16cex w16sdtdh">
   <w:docDefaults>
     <w:rPrDefault>
       <w:rPr>
@@ -38083,7 +37915,7 @@
 </file>
 
 <file path=word/glossary/document.xml><?xml version="1.0" encoding="utf-8"?>
-<w:glossaryDocument xmlns:wpc="http://schemas.microsoft.com/office/word/2010/wordprocessingCanvas" xmlns:cx="http://schemas.microsoft.com/office/drawing/2014/chartex" xmlns:cx1="http://schemas.microsoft.com/office/drawing/2015/9/8/chartex" xmlns:cx2="http://schemas.microsoft.com/office/drawing/2015/10/21/chartex" xmlns:cx3="http://schemas.microsoft.com/office/drawing/2016/5/9/chartex" xmlns:cx4="http://schemas.microsoft.com/office/drawing/2016/5/10/chartex" xmlns:cx5="http://schemas.microsoft.com/office/drawing/2016/5/11/chartex" xmlns:cx6="http://schemas.microsoft.com/office/drawing/2016/5/12/chartex" xmlns:cx7="http://schemas.microsoft.com/office/drawing/2016/5/13/chartex" xmlns:cx8="http://schemas.microsoft.com/office/drawing/2016/5/14/chartex" xmlns:mc="http://schemas.openxmlformats.org/markup-compatibility/2006" xmlns:aink="http://schemas.microsoft.com/office/drawing/2016/ink" xmlns:am3d="http://schemas.microsoft.com/office/drawing/2017/model3d" xmlns:o="urn:schemas-microsoft-com:office:office" xmlns:oel="http://schemas.microsoft.com/office/2019/extlst" xmlns:r="http://schemas.openxmlformats.org/officeDocument/2006/relationships" xmlns:m="http://schemas.openxmlformats.org/officeDocument/2006/math" xmlns:v="urn:schemas-microsoft-com:vml" xmlns:wp14="http://schemas.microsoft.com/office/word/2010/wordprocessingDrawing" xmlns:wp="http://schemas.openxmlformats.org/drawingml/2006/wordprocessingDrawing" xmlns:w10="urn:schemas-microsoft-com:office:word" xmlns:w="http://schemas.openxmlformats.org/wordprocessingml/2006/main" xmlns:w14="http://schemas.microsoft.com/office/word/2010/wordml" xmlns:w15="http://schemas.microsoft.com/office/word/2012/wordml" xmlns:w16cex="http://schemas.microsoft.com/office/word/2018/wordml/cex" xmlns:w16cid="http://schemas.microsoft.com/office/word/2016/wordml/cid" xmlns:w16="http://schemas.microsoft.com/office/word/2018/wordml" xmlns:w16du="http://schemas.microsoft.com/office/word/2023/wordml/word16du" xmlns:w16sdtdh="http://schemas.microsoft.com/office/word/2020/wordml/sdtdatahash" xmlns:w16sdtfl="http://schemas.microsoft.com/office/word/2024/wordml/sdtformatlock" xmlns:w16se="http://schemas.microsoft.com/office/word/2015/wordml/symex" xmlns:wpg="http://schemas.microsoft.com/office/word/2010/wordprocessingGroup" xmlns:wpi="http://schemas.microsoft.com/office/word/2010/wordprocessingInk" xmlns:wne="http://schemas.microsoft.com/office/word/2006/wordml" xmlns:wps="http://schemas.microsoft.com/office/word/2010/wordprocessingShape" mc:Ignorable="w14 w15 w16se w16cid w16 w16cex w16sdtdh w16sdtfl w16du wp14">
+<w:glossaryDocument xmlns:wpc="http://schemas.microsoft.com/office/word/2010/wordprocessingCanvas" xmlns:cx="http://schemas.microsoft.com/office/drawing/2014/chartex" xmlns:cx1="http://schemas.microsoft.com/office/drawing/2015/9/8/chartex" xmlns:cx2="http://schemas.microsoft.com/office/drawing/2015/10/21/chartex" xmlns:cx3="http://schemas.microsoft.com/office/drawing/2016/5/9/chartex" xmlns:cx4="http://schemas.microsoft.com/office/drawing/2016/5/10/chartex" xmlns:cx5="http://schemas.microsoft.com/office/drawing/2016/5/11/chartex" xmlns:cx6="http://schemas.microsoft.com/office/drawing/2016/5/12/chartex" xmlns:cx7="http://schemas.microsoft.com/office/drawing/2016/5/13/chartex" xmlns:cx8="http://schemas.microsoft.com/office/drawing/2016/5/14/chartex" xmlns:mc="http://schemas.openxmlformats.org/markup-compatibility/2006" xmlns:aink="http://schemas.microsoft.com/office/drawing/2016/ink" xmlns:am3d="http://schemas.microsoft.com/office/drawing/2017/model3d" xmlns:o="urn:schemas-microsoft-com:office:office" xmlns:r="http://schemas.openxmlformats.org/officeDocument/2006/relationships" xmlns:m="http://schemas.openxmlformats.org/officeDocument/2006/math" xmlns:v="urn:schemas-microsoft-com:vml" xmlns:wp14="http://schemas.microsoft.com/office/word/2010/wordprocessingDrawing" xmlns:wp="http://schemas.openxmlformats.org/drawingml/2006/wordprocessingDrawing" xmlns:w10="urn:schemas-microsoft-com:office:word" xmlns:w="http://schemas.openxmlformats.org/wordprocessingml/2006/main" xmlns:w14="http://schemas.microsoft.com/office/word/2010/wordml" xmlns:w15="http://schemas.microsoft.com/office/word/2012/wordml" xmlns:w16cex="http://schemas.microsoft.com/office/word/2018/wordml/cex" xmlns:w16cid="http://schemas.microsoft.com/office/word/2016/wordml/cid" xmlns:w16="http://schemas.microsoft.com/office/word/2018/wordml" xmlns:w16sdtdh="http://schemas.microsoft.com/office/word/2020/wordml/sdtdatahash" xmlns:w16se="http://schemas.microsoft.com/office/word/2015/wordml/symex" xmlns:wpg="http://schemas.microsoft.com/office/word/2010/wordprocessingGroup" xmlns:wpi="http://schemas.microsoft.com/office/word/2010/wordprocessingInk" xmlns:wne="http://schemas.microsoft.com/office/word/2006/wordml" xmlns:wps="http://schemas.microsoft.com/office/word/2010/wordprocessingShape" mc:Ignorable="w14 w15 w16se w16cid w16 w16cex w16sdtdh wp14">
   <w:docParts>
     <w:docPart>
       <w:docPartPr>
@@ -38196,20 +38028,20 @@
 </file>
 
 <file path=word/glossary/fontTable.xml><?xml version="1.0" encoding="utf-8"?>
-<w:fonts xmlns:mc="http://schemas.openxmlformats.org/markup-compatibility/2006" xmlns:r="http://schemas.openxmlformats.org/officeDocument/2006/relationships" xmlns:w="http://schemas.openxmlformats.org/wordprocessingml/2006/main" xmlns:w14="http://schemas.microsoft.com/office/word/2010/wordml" xmlns:w15="http://schemas.microsoft.com/office/word/2012/wordml" xmlns:w16cex="http://schemas.microsoft.com/office/word/2018/wordml/cex" xmlns:w16cid="http://schemas.microsoft.com/office/word/2016/wordml/cid" xmlns:w16="http://schemas.microsoft.com/office/word/2018/wordml" xmlns:w16du="http://schemas.microsoft.com/office/word/2023/wordml/word16du" xmlns:w16sdtdh="http://schemas.microsoft.com/office/word/2020/wordml/sdtdatahash" xmlns:w16sdtfl="http://schemas.microsoft.com/office/word/2024/wordml/sdtformatlock" xmlns:w16se="http://schemas.microsoft.com/office/word/2015/wordml/symex" mc:Ignorable="w14 w15 w16se w16cid w16 w16cex w16sdtdh w16sdtfl w16du">
+<w:fonts xmlns:mc="http://schemas.openxmlformats.org/markup-compatibility/2006" xmlns:r="http://schemas.openxmlformats.org/officeDocument/2006/relationships" xmlns:w="http://schemas.openxmlformats.org/wordprocessingml/2006/main" xmlns:w14="http://schemas.microsoft.com/office/word/2010/wordml" xmlns:w15="http://schemas.microsoft.com/office/word/2012/wordml" xmlns:w16cex="http://schemas.microsoft.com/office/word/2018/wordml/cex" xmlns:w16cid="http://schemas.microsoft.com/office/word/2016/wordml/cid" xmlns:w16="http://schemas.microsoft.com/office/word/2018/wordml" xmlns:w16sdtdh="http://schemas.microsoft.com/office/word/2020/wordml/sdtdatahash" xmlns:w16se="http://schemas.microsoft.com/office/word/2015/wordml/symex" mc:Ignorable="w14 w15 w16se w16cid w16 w16cex w16sdtdh">
   <w:font w:name="Times New Roman">
     <w:panose1 w:val="02020603050405020304"/>
     <w:charset w:val="00"/>
     <w:family w:val="roman"/>
     <w:pitch w:val="variable"/>
-    <w:sig w:usb0="E0002EFF" w:usb1="C000785B" w:usb2="00000009" w:usb3="00000000" w:csb0="000001FF" w:csb1="00000000"/>
+    <w:sig w:usb0="E0002AFF" w:usb1="C0007843" w:usb2="00000009" w:usb3="00000000" w:csb0="000001FF" w:csb1="00000000"/>
   </w:font>
   <w:font w:name="Calibri">
     <w:panose1 w:val="020F0502020204030204"/>
     <w:charset w:val="00"/>
     <w:family w:val="swiss"/>
     <w:pitch w:val="variable"/>
-    <w:sig w:usb0="E4002EFF" w:usb1="C200247B" w:usb2="00000009" w:usb3="00000000" w:csb0="000001FF" w:csb1="00000000"/>
+    <w:sig w:usb0="E0002AFF" w:usb1="4000ACFF" w:usb2="00000001" w:usb3="00000000" w:csb0="000001FF" w:csb1="00000000"/>
   </w:font>
   <w:font w:name="新細明體">
     <w:altName w:val="PMingLiU"/>
@@ -38220,7 +38052,7 @@
     <w:sig w:usb0="A00002FF" w:usb1="28CFFCFA" w:usb2="00000016" w:usb3="00000000" w:csb0="00100001" w:csb1="00000000"/>
   </w:font>
   <w:font w:name="Mangal">
-    <w:panose1 w:val="02040503050203030202"/>
+    <w:panose1 w:val="00000400000000000000"/>
     <w:charset w:val="00"/>
     <w:family w:val="roman"/>
     <w:pitch w:val="variable"/>
@@ -38238,7 +38070,7 @@
     <w:charset w:val="00"/>
     <w:family w:val="swiss"/>
     <w:pitch w:val="variable"/>
-    <w:sig w:usb0="E0002EFF" w:usb1="C000785B" w:usb2="00000009" w:usb3="00000000" w:csb0="000001FF" w:csb1="00000000"/>
+    <w:sig w:usb0="E0002AFF" w:usb1="C0007843" w:usb2="00000009" w:usb3="00000000" w:csb0="000001FF" w:csb1="00000000"/>
   </w:font>
   <w:font w:name="微軟正黑體">
     <w:panose1 w:val="020B0604030504040204"/>
@@ -38251,7 +38083,7 @@
 </file>
 
 <file path=word/glossary/settings.xml><?xml version="1.0" encoding="utf-8"?>
-<w:settings xmlns:mc="http://schemas.openxmlformats.org/markup-compatibility/2006" xmlns:o="urn:schemas-microsoft-com:office:office" xmlns:r="http://schemas.openxmlformats.org/officeDocument/2006/relationships" xmlns:m="http://schemas.openxmlformats.org/officeDocument/2006/math" xmlns:v="urn:schemas-microsoft-com:vml" xmlns:w10="urn:schemas-microsoft-com:office:word" xmlns:w="http://schemas.openxmlformats.org/wordprocessingml/2006/main" xmlns:w14="http://schemas.microsoft.com/office/word/2010/wordml" xmlns:w15="http://schemas.microsoft.com/office/word/2012/wordml" xmlns:w16cex="http://schemas.microsoft.com/office/word/2018/wordml/cex" xmlns:w16cid="http://schemas.microsoft.com/office/word/2016/wordml/cid" xmlns:w16="http://schemas.microsoft.com/office/word/2018/wordml" xmlns:w16du="http://schemas.microsoft.com/office/word/2023/wordml/word16du" xmlns:w16sdtdh="http://schemas.microsoft.com/office/word/2020/wordml/sdtdatahash" xmlns:w16sdtfl="http://schemas.microsoft.com/office/word/2024/wordml/sdtformatlock" xmlns:w16se="http://schemas.microsoft.com/office/word/2015/wordml/symex" xmlns:sl="http://schemas.openxmlformats.org/schemaLibrary/2006/main" mc:Ignorable="w14 w15 w16se w16cid w16 w16cex w16sdtdh w16sdtfl w16du">
+<w:settings xmlns:mc="http://schemas.openxmlformats.org/markup-compatibility/2006" xmlns:o="urn:schemas-microsoft-com:office:office" xmlns:r="http://schemas.openxmlformats.org/officeDocument/2006/relationships" xmlns:m="http://schemas.openxmlformats.org/officeDocument/2006/math" xmlns:v="urn:schemas-microsoft-com:vml" xmlns:w10="urn:schemas-microsoft-com:office:word" xmlns:w="http://schemas.openxmlformats.org/wordprocessingml/2006/main" xmlns:w14="http://schemas.microsoft.com/office/word/2010/wordml" xmlns:w15="http://schemas.microsoft.com/office/word/2012/wordml" xmlns:w16cex="http://schemas.microsoft.com/office/word/2018/wordml/cex" xmlns:w16cid="http://schemas.microsoft.com/office/word/2016/wordml/cid" xmlns:w16="http://schemas.microsoft.com/office/word/2018/wordml" xmlns:w16sdtdh="http://schemas.microsoft.com/office/word/2020/wordml/sdtdatahash" xmlns:w16se="http://schemas.microsoft.com/office/word/2015/wordml/symex" xmlns:sl="http://schemas.openxmlformats.org/schemaLibrary/2006/main" mc:Ignorable="w14 w15 w16se w16cid w16 w16cex w16sdtdh">
   <w:view w:val="normal"/>
   <w:bordersDoNotSurroundHeader/>
   <w:bordersDoNotSurroundFooter/>
@@ -38287,6 +38119,7 @@
     <w:rsid w:val="00897E1F"/>
     <w:rsid w:val="00956833"/>
     <w:rsid w:val="00A271A1"/>
+    <w:rsid w:val="00A469CE"/>
     <w:rsid w:val="00AE298E"/>
     <w:rsid w:val="00C22112"/>
     <w:rsid w:val="00C74A3C"/>
@@ -38317,7 +38150,7 @@
 </file>
 
 <file path=word/glossary/styles.xml><?xml version="1.0" encoding="utf-8"?>
-<w:styles xmlns:mc="http://schemas.openxmlformats.org/markup-compatibility/2006" xmlns:r="http://schemas.openxmlformats.org/officeDocument/2006/relationships" xmlns:w="http://schemas.openxmlformats.org/wordprocessingml/2006/main" xmlns:w14="http://schemas.microsoft.com/office/word/2010/wordml" xmlns:w15="http://schemas.microsoft.com/office/word/2012/wordml" xmlns:w16cex="http://schemas.microsoft.com/office/word/2018/wordml/cex" xmlns:w16cid="http://schemas.microsoft.com/office/word/2016/wordml/cid" xmlns:w16="http://schemas.microsoft.com/office/word/2018/wordml" xmlns:w16du="http://schemas.microsoft.com/office/word/2023/wordml/word16du" xmlns:w16sdtdh="http://schemas.microsoft.com/office/word/2020/wordml/sdtdatahash" xmlns:w16sdtfl="http://schemas.microsoft.com/office/word/2024/wordml/sdtformatlock" xmlns:w16se="http://schemas.microsoft.com/office/word/2015/wordml/symex" mc:Ignorable="w14 w15 w16se w16cid w16 w16cex w16sdtdh w16sdtfl w16du">
+<w:styles xmlns:mc="http://schemas.openxmlformats.org/markup-compatibility/2006" xmlns:r="http://schemas.openxmlformats.org/officeDocument/2006/relationships" xmlns:w="http://schemas.openxmlformats.org/wordprocessingml/2006/main" xmlns:w14="http://schemas.microsoft.com/office/word/2010/wordml" xmlns:w15="http://schemas.microsoft.com/office/word/2012/wordml" xmlns:w16cex="http://schemas.microsoft.com/office/word/2018/wordml/cex" xmlns:w16cid="http://schemas.microsoft.com/office/word/2016/wordml/cid" xmlns:w16="http://schemas.microsoft.com/office/word/2018/wordml" xmlns:w16sdtdh="http://schemas.microsoft.com/office/word/2020/wordml/sdtdatahash" xmlns:w16se="http://schemas.microsoft.com/office/word/2015/wordml/symex" mc:Ignorable="w14 w15 w16se w16cid w16 w16cex w16sdtdh">
   <w:docDefaults>
     <w:rPrDefault>
       <w:rPr>
@@ -38765,7 +38598,7 @@
 </file>
 
 <file path=word/glossary/webSettings.xml><?xml version="1.0" encoding="utf-8"?>
-<w:webSettings xmlns:mc="http://schemas.openxmlformats.org/markup-compatibility/2006" xmlns:r="http://schemas.openxmlformats.org/officeDocument/2006/relationships" xmlns:w="http://schemas.openxmlformats.org/wordprocessingml/2006/main" xmlns:w14="http://schemas.microsoft.com/office/word/2010/wordml" xmlns:w15="http://schemas.microsoft.com/office/word/2012/wordml" xmlns:w16cex="http://schemas.microsoft.com/office/word/2018/wordml/cex" xmlns:w16cid="http://schemas.microsoft.com/office/word/2016/wordml/cid" xmlns:w16="http://schemas.microsoft.com/office/word/2018/wordml" xmlns:w16du="http://schemas.microsoft.com/office/word/2023/wordml/word16du" xmlns:w16sdtdh="http://schemas.microsoft.com/office/word/2020/wordml/sdtdatahash" xmlns:w16sdtfl="http://schemas.microsoft.com/office/word/2024/wordml/sdtformatlock" xmlns:w16se="http://schemas.microsoft.com/office/word/2015/wordml/symex" mc:Ignorable="w14 w15 w16se w16cid w16 w16cex w16sdtdh w16sdtfl w16du">
+<w:webSettings xmlns:mc="http://schemas.openxmlformats.org/markup-compatibility/2006" xmlns:r="http://schemas.openxmlformats.org/officeDocument/2006/relationships" xmlns:w="http://schemas.openxmlformats.org/wordprocessingml/2006/main" xmlns:w14="http://schemas.microsoft.com/office/word/2010/wordml" xmlns:w15="http://schemas.microsoft.com/office/word/2012/wordml" xmlns:w16cex="http://schemas.microsoft.com/office/word/2018/wordml/cex" xmlns:w16cid="http://schemas.microsoft.com/office/word/2016/wordml/cid" xmlns:w16="http://schemas.microsoft.com/office/word/2018/wordml" xmlns:w16sdtdh="http://schemas.microsoft.com/office/word/2020/wordml/sdtdatahash" xmlns:w16se="http://schemas.microsoft.com/office/word/2015/wordml/symex" mc:Ignorable="w14 w15 w16se w16cid w16 w16cex w16sdtdh">
   <w:optimizeForBrowser/>
   <w:allowPNG/>
 </w:webSettings>
